--- a/The Dolphins' View of History/chapters/34 - The Digital Leap - Computers, Networks, and a Connected World.docx
+++ b/The Dolphins' View of History/chapters/34 - The Digital Leap - Computers, Networks, and a Connected World.docx
@@ -18,7 +18,7 @@
           <w:sz w:val="36"/>
           <w:szCs w:val="36"/>
         </w:rPr>
-        <w:t xml:space="preserve">Chapter 34: The Digital Leap — Computers, Networks, and a Connected World</w:t>
+        <w:t xml:space="preserve">1843 to 2007: The Digital Leap — Computers, Networks, and a Connected World</w:t>
       </w:r>
     </w:p>
     <w:p>

--- a/The Dolphins' View of History/chapters/34 - The Digital Leap - Computers, Networks, and a Connected World.docx
+++ b/The Dolphins' View of History/chapters/34 - The Digital Leap - Computers, Networks, and a Connected World.docx
@@ -26,7 +26,7 @@
         <w:spacing w:after="200"/>
       </w:pPr>
       <w:r>
-        <w:t xml:space="preserve">The idea is older than the machine. In 1843 Ada Lovelace, the daughter of the poet Lord Byron, published what is generally regarded as the first computer program, an algorithm for a mechanical engine designed by Charles Babbage that he never managed to finish building, which dolphin historians identify as a very British way to invent a technology.</w:t>
+        <w:t xml:space="preserve">The idea is older than the machine. In 1843 Ada Lovelace, the daughter of the poet Lord Byron, published what is often called the first computer program, an algorithm for a mechanical engine designed by Charles Babbage that he never managed to finish building, which dolphin historians identify as a very British way to invent a technology.</w:t>
       </w:r>
     </w:p>
     <w:p>
@@ -42,7 +42,7 @@
         <w:spacing w:after="200"/>
       </w:pPr>
       <w:r>
-        <w:t xml:space="preserve">The war made the theory into machinery. At Bletchley Park, Alan Turing, whose 1936 paper had already defined what a computing machine could do in principle, designed the electromechanical Bombes that broke Germany's Enigma traffic, and the engineer Tommy Flowers built Colossus, the first programmable electronic digital computer, to read the German high command's Lorenz cipher.</w:t>
+        <w:t xml:space="preserve">The war made the theory into machinery. At Bletchley Park, Alan Turing, whose 1936 paper had already defined what a computing machine could do in principle, built on the work of Polish cryptologists, who had broken early Enigma messages in the 1930s, to design the electromechanical Bombes that read Germany's Enigma traffic, and the engineer Tommy Flowers built Colossus, the first programmable electronic digital computer, to read the German high command's Lorenz cipher.</w:t>
       </w:r>
     </w:p>
     <w:p>
@@ -86,7 +86,7 @@
           <w:i/>
           <w:iCs/>
         </w:rPr>
-        <w:t xml:space="preserve">One of the era's most quoted corporate mottos was, for several years, “move fast and break things.” The things broken were not specified in advance, and turned out, on inspection, to include several elections.</w:t>
+        <w:t xml:space="preserve">One of the era's most quoted corporate mottos was, for several years, “move fast and break things.” The things broken were not specified in advance. Critics have since argued that they included privacy, attention spans, and the conduct of elections.</w:t>
       </w:r>
     </w:p>
     <w:p>
@@ -99,18 +99,6 @@
           <w:iCs/>
         </w:rPr>
         <w:t xml:space="preserve">“Dolphins communicate at the speed of sound through water and have done so for tens of millions of years,” dolphin historians noted, with what human readers may reasonably interpret as amusement. “It required fiber optic cable, geostationary satellites, and a global economy's worth of infrastructure for humans to do, at planetary scale, much what a pod already does by whistling.”</w:t>
-      </w:r>
-    </w:p>
-    <w:p>
-      <w:pPr>
-        <w:spacing w:after="200"/>
-      </w:pPr>
-      <w:r>
-        <w:rPr>
-          <w:i/>
-          <w:iCs/>
-        </w:rPr>
-        <w:t xml:space="preserve">“The humans,” one senior dolphin scholar added, “connected every mind on Earth and then used it largely to argue.”</w:t>
       </w:r>
     </w:p>
     <w:p>
